--- a/04_QA_Review/Approved/Milestone_3_Components/Structure Charts/DS_M3_Team5_1.13.1.0.1_Job_Posting_Analytics.docx
+++ b/04_QA_Review/Approved/Milestone_3_Components/Structure Charts/DS_M3_Team5_1.13.1.0.1_Job_Posting_Analytics.docx
@@ -19,25 +19,7 @@
           <w:sz w:val="27"/>
           <w:szCs w:val="27"/>
         </w:rPr>
-        <w:t xml:space="preserve">Structure Charts — </w:t>
-      </w:r>
-      <w:r>
-        <w:rPr>
-          <w:b/>
-          <w:bCs/>
-          <w:sz w:val="27"/>
-          <w:szCs w:val="27"/>
-        </w:rPr>
-        <w:t>Job Posting</w:t>
-      </w:r>
-      <w:r>
-        <w:rPr>
-          <w:b/>
-          <w:bCs/>
-          <w:sz w:val="27"/>
-          <w:szCs w:val="27"/>
-        </w:rPr>
-        <w:t xml:space="preserve"> Manager</w:t>
+        <w:t>Structure Charts — Job Posting Manager</w:t>
       </w:r>
     </w:p>
     <w:p>
@@ -57,748 +39,7 @@
           <w:bCs/>
           <w:sz w:val="24"/>
         </w:rPr>
-        <w:t>SC Figure 1.13.</w:t>
-      </w:r>
-      <w:r>
-        <w:rPr>
-          <w:rFonts w:cs="Arial"/>
-          <w:b/>
-          <w:bCs/>
-          <w:sz w:val="24"/>
-        </w:rPr>
-        <w:t>1</w:t>
-      </w:r>
-      <w:r>
-        <w:rPr>
-          <w:rFonts w:cs="Arial"/>
-          <w:b/>
-          <w:bCs/>
-          <w:sz w:val="24"/>
-        </w:rPr>
-        <w:t xml:space="preserve">.0.1 — </w:t>
-      </w:r>
-      <w:r>
-        <w:rPr>
-          <w:rFonts w:cs="Arial"/>
-          <w:b/>
-          <w:bCs/>
-          <w:sz w:val="24"/>
-        </w:rPr>
-        <w:t>manageJobPosting</w:t>
-      </w:r>
-      <w:r>
-        <w:rPr>
-          <w:rFonts w:cs="Arial"/>
-          <w:b/>
-          <w:bCs/>
-          <w:sz w:val="24"/>
-        </w:rPr>
-        <w:t>()</w:t>
-      </w:r>
-    </w:p>
-    <w:p>
-      <w:pPr>
-        <w:spacing w:before="240" w:after="80" w:line="240" w:lineRule="auto"/>
-        <w:rPr>
-          <w:rFonts w:cs="Arial"/>
-          <w:b/>
-          <w:bCs/>
-          <w:sz w:val="24"/>
-        </w:rPr>
-      </w:pPr>
-      <w:r>
-        <w:rPr>
-          <w:rFonts w:cs="Arial"/>
-          <w:b/>
-          <w:bCs/>
-          <w:sz w:val="24"/>
-          <w14:ligatures w14:val="standardContextual"/>
-        </w:rPr>
-        <mc:AlternateContent>
-          <mc:Choice Requires="wps">
-            <w:drawing>
-              <wp:anchor distT="0" distB="0" distL="114300" distR="114300" simplePos="0" relativeHeight="251668480" behindDoc="0" locked="0" layoutInCell="1" allowOverlap="1" wp14:anchorId="03D6189F" wp14:editId="700CE4A5">
-                <wp:simplePos x="0" y="0"/>
-                <wp:positionH relativeFrom="column">
-                  <wp:posOffset>2857500</wp:posOffset>
-                </wp:positionH>
-                <wp:positionV relativeFrom="paragraph">
-                  <wp:posOffset>173990</wp:posOffset>
-                </wp:positionV>
-                <wp:extent cx="0" cy="519545"/>
-                <wp:effectExtent l="19050" t="0" r="19050" b="33020"/>
-                <wp:wrapNone/>
-                <wp:docPr id="198369580" name="Straight Connector 11"/>
-                <wp:cNvGraphicFramePr/>
-                <a:graphic xmlns:a="http://schemas.openxmlformats.org/drawingml/2006/main">
-                  <a:graphicData uri="http://schemas.microsoft.com/office/word/2010/wordprocessingShape">
-                    <wps:wsp>
-                      <wps:cNvCnPr/>
-                      <wps:spPr>
-                        <a:xfrm>
-                          <a:off x="0" y="0"/>
-                          <a:ext cx="0" cy="519545"/>
-                        </a:xfrm>
-                        <a:prstGeom prst="line">
-                          <a:avLst/>
-                        </a:prstGeom>
-                        <a:ln w="28575"/>
-                      </wps:spPr>
-                      <wps:style>
-                        <a:lnRef idx="1">
-                          <a:schemeClr val="dk1"/>
-                        </a:lnRef>
-                        <a:fillRef idx="0">
-                          <a:schemeClr val="dk1"/>
-                        </a:fillRef>
-                        <a:effectRef idx="0">
-                          <a:schemeClr val="dk1"/>
-                        </a:effectRef>
-                        <a:fontRef idx="minor">
-                          <a:schemeClr val="tx1"/>
-                        </a:fontRef>
-                      </wps:style>
-                      <wps:bodyPr/>
-                    </wps:wsp>
-                  </a:graphicData>
-                </a:graphic>
-                <wp14:sizeRelV relativeFrom="margin">
-                  <wp14:pctHeight>0</wp14:pctHeight>
-                </wp14:sizeRelV>
-              </wp:anchor>
-            </w:drawing>
-          </mc:Choice>
-          <mc:Fallback>
-            <w:pict>
-              <v:line w14:anchorId="1BA349CE" id="Straight Connector 11" o:spid="_x0000_s1026" style="position:absolute;z-index:251668480;visibility:visible;mso-wrap-style:square;mso-height-percent:0;mso-wrap-distance-left:9pt;mso-wrap-distance-top:0;mso-wrap-distance-right:9pt;mso-wrap-distance-bottom:0;mso-position-horizontal:absolute;mso-position-horizontal-relative:text;mso-position-vertical:absolute;mso-position-vertical-relative:text;mso-height-percent:0;mso-height-relative:margin" from="225pt,13.7pt" to="225pt,54.6pt" o:gfxdata="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" strokecolor="black [3040]" strokeweight="2.25pt"/>
-            </w:pict>
-          </mc:Fallback>
-        </mc:AlternateContent>
-      </w:r>
-    </w:p>
-    <w:p>
-      <w:pPr>
-        <w:spacing w:before="240" w:after="80" w:line="240" w:lineRule="auto"/>
-        <w:rPr>
-          <w:rFonts w:cs="Arial"/>
-          <w:b/>
-          <w:bCs/>
-          <w:sz w:val="24"/>
-        </w:rPr>
-      </w:pPr>
-    </w:p>
-    <w:p>
-      <w:pPr>
-        <w:spacing w:before="240" w:after="80" w:line="240" w:lineRule="auto"/>
-        <w:rPr>
-          <w:rFonts w:cs="Arial"/>
-          <w:b/>
-          <w:bCs/>
-          <w:sz w:val="24"/>
-        </w:rPr>
-      </w:pPr>
-      <w:r>
-        <w:rPr>
-          <w:rFonts w:cs="Arial"/>
-          <w:b/>
-          <w:bCs/>
-          <w:sz w:val="24"/>
-          <w14:ligatures w14:val="standardContextual"/>
-        </w:rPr>
-        <mc:AlternateContent>
-          <mc:Choice Requires="wpg">
-            <w:drawing>
-              <wp:anchor distT="0" distB="0" distL="114300" distR="114300" simplePos="0" relativeHeight="251659264" behindDoc="0" locked="0" layoutInCell="1" allowOverlap="1" wp14:anchorId="6080793F" wp14:editId="13B415B5">
-                <wp:simplePos x="0" y="0"/>
-                <wp:positionH relativeFrom="column">
-                  <wp:posOffset>190500</wp:posOffset>
-                </wp:positionH>
-                <wp:positionV relativeFrom="paragraph">
-                  <wp:posOffset>45720</wp:posOffset>
-                </wp:positionV>
-                <wp:extent cx="5637532" cy="1581150"/>
-                <wp:effectExtent l="0" t="0" r="20320" b="19050"/>
-                <wp:wrapNone/>
-                <wp:docPr id="905217717" name="Group 12"/>
-                <wp:cNvGraphicFramePr/>
-                <a:graphic xmlns:a="http://schemas.openxmlformats.org/drawingml/2006/main">
-                  <a:graphicData uri="http://schemas.microsoft.com/office/word/2010/wordprocessingGroup">
-                    <wpg:wgp>
-                      <wpg:cNvGrpSpPr/>
-                      <wpg:grpSpPr>
-                        <a:xfrm>
-                          <a:off x="0" y="0"/>
-                          <a:ext cx="5637532" cy="1581150"/>
-                          <a:chOff x="183418" y="533400"/>
-                          <a:chExt cx="5638039" cy="1581150"/>
-                        </a:xfrm>
-                      </wpg:grpSpPr>
-                      <wps:wsp>
-                        <wps:cNvPr id="1850242714" name="Straight Arrow Connector 2"/>
-                        <wps:cNvCnPr/>
-                        <wps:spPr>
-                          <a:xfrm flipH="1">
-                            <a:off x="1085850" y="904875"/>
-                            <a:ext cx="1670050" cy="799465"/>
-                          </a:xfrm>
-                          <a:prstGeom prst="straightConnector1">
-                            <a:avLst/>
-                          </a:prstGeom>
-                          <a:ln w="28575">
-                            <a:tailEnd type="triangle"/>
-                          </a:ln>
-                        </wps:spPr>
-                        <wps:style>
-                          <a:lnRef idx="1">
-                            <a:schemeClr val="dk1"/>
-                          </a:lnRef>
-                          <a:fillRef idx="0">
-                            <a:schemeClr val="dk1"/>
-                          </a:fillRef>
-                          <a:effectRef idx="0">
-                            <a:schemeClr val="dk1"/>
-                          </a:effectRef>
-                          <a:fontRef idx="minor">
-                            <a:schemeClr val="tx1"/>
-                          </a:fontRef>
-                        </wps:style>
-                        <wps:bodyPr/>
-                      </wps:wsp>
-                      <wps:wsp>
-                        <wps:cNvPr id="1495004654" name="Straight Arrow Connector 2"/>
-                        <wps:cNvCnPr/>
-                        <wps:spPr>
-                          <a:xfrm>
-                            <a:off x="2895600" y="904875"/>
-                            <a:ext cx="2032000" cy="799465"/>
-                          </a:xfrm>
-                          <a:prstGeom prst="straightConnector1">
-                            <a:avLst/>
-                          </a:prstGeom>
-                          <a:ln w="28575">
-                            <a:tailEnd type="triangle"/>
-                          </a:ln>
-                        </wps:spPr>
-                        <wps:style>
-                          <a:lnRef idx="1">
-                            <a:schemeClr val="dk1"/>
-                          </a:lnRef>
-                          <a:fillRef idx="0">
-                            <a:schemeClr val="dk1"/>
-                          </a:fillRef>
-                          <a:effectRef idx="0">
-                            <a:schemeClr val="dk1"/>
-                          </a:effectRef>
-                          <a:fontRef idx="minor">
-                            <a:schemeClr val="tx1"/>
-                          </a:fontRef>
-                        </wps:style>
-                        <wps:bodyPr/>
-                      </wps:wsp>
-                      <wps:wsp>
-                        <wps:cNvPr id="239059401" name="Rectangle: Rounded Corners 1"/>
-                        <wps:cNvSpPr/>
-                        <wps:spPr>
-                          <a:xfrm>
-                            <a:off x="4088337" y="1733550"/>
-                            <a:ext cx="1733120" cy="381000"/>
-                          </a:xfrm>
-                          <a:prstGeom prst="roundRect">
-                            <a:avLst/>
-                          </a:prstGeom>
-                          <a:solidFill>
-                            <a:schemeClr val="bg2"/>
-                          </a:solidFill>
-                          <a:ln>
-                            <a:solidFill>
-                              <a:schemeClr val="tx1"/>
-                            </a:solidFill>
-                          </a:ln>
-                        </wps:spPr>
-                        <wps:style>
-                          <a:lnRef idx="2">
-                            <a:schemeClr val="accent1">
-                              <a:shade val="15000"/>
-                            </a:schemeClr>
-                          </a:lnRef>
-                          <a:fillRef idx="1">
-                            <a:schemeClr val="accent1"/>
-                          </a:fillRef>
-                          <a:effectRef idx="0">
-                            <a:schemeClr val="accent1"/>
-                          </a:effectRef>
-                          <a:fontRef idx="minor">
-                            <a:schemeClr val="lt1"/>
-                          </a:fontRef>
-                        </wps:style>
-                        <wps:txbx>
-                          <w:txbxContent>
-                            <w:p>
-                              <w:pPr>
-                                <w:jc w:val="center"/>
-                                <w:rPr>
-                                  <w:rFonts w:cs="Arial"/>
-                                  <w:b/>
-                                  <w:bCs/>
-                                  <w:color w:val="000000" w:themeColor="text1"/>
-                                  <w:sz w:val="28"/>
-                                  <w:szCs w:val="28"/>
-                                </w:rPr>
-                              </w:pPr>
-                              <w:r>
-                                <w:rPr>
-                                  <w:rFonts w:cs="Arial"/>
-                                  <w:b/>
-                                  <w:bCs/>
-                                  <w:color w:val="000000" w:themeColor="text1"/>
-                                  <w:sz w:val="28"/>
-                                  <w:szCs w:val="28"/>
-                                </w:rPr>
-                                <w:t>d</w:t>
-                              </w:r>
-                              <w:r>
-                                <w:rPr>
-                                  <w:rFonts w:cs="Arial"/>
-                                  <w:b/>
-                                  <w:bCs/>
-                                  <w:color w:val="000000" w:themeColor="text1"/>
-                                  <w:sz w:val="28"/>
-                                  <w:szCs w:val="28"/>
-                                </w:rPr>
-                                <w:t>eleteJobPosting</w:t>
-                              </w:r>
-                            </w:p>
-                          </w:txbxContent>
-                        </wps:txbx>
-                        <wps:bodyPr rot="0" spcFirstLastPara="0" vertOverflow="overflow" horzOverflow="overflow" vert="horz" wrap="square" lIns="91440" tIns="45720" rIns="91440" bIns="45720" numCol="1" spcCol="0" rtlCol="0" fromWordArt="0" anchor="ctr" anchorCtr="0" forceAA="0" compatLnSpc="1">
-                          <a:prstTxWarp prst="textNoShape">
-                            <a:avLst/>
-                          </a:prstTxWarp>
-                          <a:noAutofit/>
-                        </wps:bodyPr>
-                      </wps:wsp>
-                      <wps:wsp>
-                        <wps:cNvPr id="1611290304" name="Rectangle: Rounded Corners 1"/>
-                        <wps:cNvSpPr/>
-                        <wps:spPr>
-                          <a:xfrm>
-                            <a:off x="183418" y="1733550"/>
-                            <a:ext cx="1741359" cy="381000"/>
-                          </a:xfrm>
-                          <a:prstGeom prst="roundRect">
-                            <a:avLst/>
-                          </a:prstGeom>
-                          <a:solidFill>
-                            <a:schemeClr val="bg2"/>
-                          </a:solidFill>
-                          <a:ln>
-                            <a:solidFill>
-                              <a:schemeClr val="tx1"/>
-                            </a:solidFill>
-                          </a:ln>
-                        </wps:spPr>
-                        <wps:style>
-                          <a:lnRef idx="2">
-                            <a:schemeClr val="accent1">
-                              <a:shade val="15000"/>
-                            </a:schemeClr>
-                          </a:lnRef>
-                          <a:fillRef idx="1">
-                            <a:schemeClr val="accent1"/>
-                          </a:fillRef>
-                          <a:effectRef idx="0">
-                            <a:schemeClr val="accent1"/>
-                          </a:effectRef>
-                          <a:fontRef idx="minor">
-                            <a:schemeClr val="lt1"/>
-                          </a:fontRef>
-                        </wps:style>
-                        <wps:txbx>
-                          <w:txbxContent>
-                            <w:p>
-                              <w:pPr>
-                                <w:jc w:val="center"/>
-                                <w:rPr>
-                                  <w:rFonts w:cs="Arial"/>
-                                  <w:b/>
-                                  <w:bCs/>
-                                  <w:color w:val="000000" w:themeColor="text1"/>
-                                  <w:sz w:val="28"/>
-                                  <w:szCs w:val="28"/>
-                                </w:rPr>
-                              </w:pPr>
-                              <w:r>
-                                <w:rPr>
-                                  <w:rFonts w:cs="Arial"/>
-                                  <w:b/>
-                                  <w:bCs/>
-                                  <w:color w:val="000000" w:themeColor="text1"/>
-                                  <w:sz w:val="28"/>
-                                  <w:szCs w:val="28"/>
-                                </w:rPr>
-                                <w:t>addJobPosting</w:t>
-                              </w:r>
-                            </w:p>
-                          </w:txbxContent>
-                        </wps:txbx>
-                        <wps:bodyPr rot="0" spcFirstLastPara="0" vertOverflow="overflow" horzOverflow="overflow" vert="horz" wrap="square" lIns="91440" tIns="45720" rIns="91440" bIns="45720" numCol="1" spcCol="0" rtlCol="0" fromWordArt="0" anchor="ctr" anchorCtr="0" forceAA="0" compatLnSpc="1">
-                          <a:prstTxWarp prst="textNoShape">
-                            <a:avLst/>
-                          </a:prstTxWarp>
-                          <a:noAutofit/>
-                        </wps:bodyPr>
-                      </wps:wsp>
-                      <wps:wsp>
-                        <wps:cNvPr id="229476686" name="Rectangle: Rounded Corners 1"/>
-                        <wps:cNvSpPr/>
-                        <wps:spPr>
-                          <a:xfrm>
-                            <a:off x="1905000" y="533400"/>
-                            <a:ext cx="1906905" cy="381000"/>
-                          </a:xfrm>
-                          <a:prstGeom prst="roundRect">
-                            <a:avLst/>
-                          </a:prstGeom>
-                          <a:solidFill>
-                            <a:schemeClr val="bg2"/>
-                          </a:solidFill>
-                          <a:ln>
-                            <a:solidFill>
-                              <a:schemeClr val="tx1"/>
-                            </a:solidFill>
-                          </a:ln>
-                        </wps:spPr>
-                        <wps:style>
-                          <a:lnRef idx="2">
-                            <a:schemeClr val="accent1">
-                              <a:shade val="15000"/>
-                            </a:schemeClr>
-                          </a:lnRef>
-                          <a:fillRef idx="1">
-                            <a:schemeClr val="accent1"/>
-                          </a:fillRef>
-                          <a:effectRef idx="0">
-                            <a:schemeClr val="accent1"/>
-                          </a:effectRef>
-                          <a:fontRef idx="minor">
-                            <a:schemeClr val="lt1"/>
-                          </a:fontRef>
-                        </wps:style>
-                        <wps:txbx>
-                          <w:txbxContent>
-                            <w:p>
-                              <w:pPr>
-                                <w:jc w:val="center"/>
-                                <w:rPr>
-                                  <w:rFonts w:cs="Arial"/>
-                                  <w:b/>
-                                  <w:bCs/>
-                                  <w:color w:val="000000" w:themeColor="text1"/>
-                                  <w:sz w:val="28"/>
-                                  <w:szCs w:val="28"/>
-                                </w:rPr>
-                              </w:pPr>
-                              <w:r>
-                                <w:rPr>
-                                  <w:rFonts w:cs="Arial"/>
-                                  <w:b/>
-                                  <w:bCs/>
-                                  <w:color w:val="000000" w:themeColor="text1"/>
-                                  <w:sz w:val="28"/>
-                                  <w:szCs w:val="28"/>
-                                </w:rPr>
-                                <w:t>manageJobPosting</w:t>
-                              </w:r>
-                            </w:p>
-                          </w:txbxContent>
-                        </wps:txbx>
-                        <wps:bodyPr rot="0" spcFirstLastPara="0" vertOverflow="overflow" horzOverflow="overflow" vert="horz" wrap="square" lIns="91440" tIns="45720" rIns="91440" bIns="45720" numCol="1" spcCol="0" rtlCol="0" fromWordArt="0" anchor="ctr" anchorCtr="0" forceAA="0" compatLnSpc="1">
-                          <a:prstTxWarp prst="textNoShape">
-                            <a:avLst/>
-                          </a:prstTxWarp>
-                          <a:noAutofit/>
-                        </wps:bodyPr>
-                      </wps:wsp>
-                      <wps:wsp>
-                        <wps:cNvPr id="42265610" name="Text Box 2"/>
-                        <wps:cNvSpPr txBox="1">
-                          <a:spLocks noChangeArrowheads="1"/>
-                        </wps:cNvSpPr>
-                        <wps:spPr bwMode="auto">
-                          <a:xfrm rot="20052483">
-                            <a:off x="1030935" y="1136432"/>
-                            <a:ext cx="1310639" cy="304164"/>
-                          </a:xfrm>
-                          <a:prstGeom prst="rect">
-                            <a:avLst/>
-                          </a:prstGeom>
-                          <a:noFill/>
-                          <a:ln w="9525">
-                            <a:noFill/>
-                            <a:miter lim="800000"/>
-                            <a:headEnd/>
-                            <a:tailEnd/>
-                          </a:ln>
-                        </wps:spPr>
-                        <wps:txbx>
-                          <w:txbxContent>
-                            <w:p>
-                              <w:pPr>
-                                <w:rPr>
-                                  <w:rFonts w:cs="Arial"/>
-                                  <w:b/>
-                                  <w:bCs/>
-                                  <w:sz w:val="24"/>
-                                </w:rPr>
-                              </w:pPr>
-                              <w:r>
-                                <w:rPr>
-                                  <w:rFonts w:cs="Arial"/>
-                                  <w:b/>
-                                  <w:bCs/>
-                                  <w:sz w:val="24"/>
-                                </w:rPr>
-                                <w:t>jobPostingData</w:t>
-                              </w:r>
-                            </w:p>
-                          </w:txbxContent>
-                        </wps:txbx>
-                        <wps:bodyPr rot="0" vert="horz" wrap="square" lIns="91440" tIns="45720" rIns="91440" bIns="45720" anchor="t" anchorCtr="0">
-                          <a:spAutoFit/>
-                        </wps:bodyPr>
-                      </wps:wsp>
-                      <wps:wsp>
-                        <wps:cNvPr id="2007003372" name="Text Box 2"/>
-                        <wps:cNvSpPr txBox="1">
-                          <a:spLocks noChangeArrowheads="1"/>
-                        </wps:cNvSpPr>
-                        <wps:spPr bwMode="auto">
-                          <a:xfrm rot="1303684">
-                            <a:off x="3537782" y="1122484"/>
-                            <a:ext cx="1256900" cy="269875"/>
-                          </a:xfrm>
-                          <a:prstGeom prst="rect">
-                            <a:avLst/>
-                          </a:prstGeom>
-                          <a:noFill/>
-                          <a:ln w="9525">
-                            <a:noFill/>
-                            <a:miter lim="800000"/>
-                            <a:headEnd/>
-                            <a:tailEnd/>
-                          </a:ln>
-                        </wps:spPr>
-                        <wps:txbx>
-                          <w:txbxContent>
-                            <w:p>
-                              <w:pPr>
-                                <w:rPr>
-                                  <w:rFonts w:cs="Arial"/>
-                                  <w:b/>
-                                  <w:bCs/>
-                                  <w:sz w:val="24"/>
-                                </w:rPr>
-                              </w:pPr>
-                              <w:r>
-                                <w:rPr>
-                                  <w:rFonts w:cs="Arial"/>
-                                  <w:b/>
-                                  <w:bCs/>
-                                  <w:sz w:val="24"/>
-                                </w:rPr>
-                                <w:t>jobPostingId</w:t>
-                              </w:r>
-                            </w:p>
-                          </w:txbxContent>
-                        </wps:txbx>
-                        <wps:bodyPr rot="0" vert="horz" wrap="square" lIns="91440" tIns="45720" rIns="91440" bIns="45720" anchor="t" anchorCtr="0">
-                          <a:noAutofit/>
-                        </wps:bodyPr>
-                      </wps:wsp>
-                    </wpg:wgp>
-                  </a:graphicData>
-                </a:graphic>
-                <wp14:sizeRelH relativeFrom="margin">
-                  <wp14:pctWidth>0</wp14:pctWidth>
-                </wp14:sizeRelH>
-                <wp14:sizeRelV relativeFrom="margin">
-                  <wp14:pctHeight>0</wp14:pctHeight>
-                </wp14:sizeRelV>
-              </wp:anchor>
-            </w:drawing>
-          </mc:Choice>
-          <mc:Fallback>
-            <w:pict>
-              <v:group w14:anchorId="6080793F" id="Group 12" o:spid="_x0000_s1026" style="position:absolute;margin-left:15pt;margin-top:3.6pt;width:443.9pt;height:124.5pt;z-index:251659264;mso-width-relative:margin;mso-height-relative:margin" coordorigin="1834,5334" coordsize="56380,15811" o:gfxdata="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">
-                <v:shapetype id="_x0000_t32" coordsize="21600,21600" o:spt="32" o:oned="t" path="m,l21600,21600e" filled="f">
-                  <v:path arrowok="t" fillok="f" o:connecttype="none"/>
-                  <o:lock v:ext="edit" shapetype="t"/>
-                </v:shapetype>
-                <v:shape id="Straight Arrow Connector 2" o:spid="_x0000_s1027" type="#_x0000_t32" style="position:absolute;left:10858;top:9048;width:16701;height:7995;flip:x;visibility:visible;mso-wrap-style:square" o:connectortype="straight" o:gfxdata="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" strokecolor="black [3040]" strokeweight="2.25pt">
-                  <v:stroke endarrow="block"/>
-                </v:shape>
-                <v:shape id="Straight Arrow Connector 2" o:spid="_x0000_s1028" type="#_x0000_t32" style="position:absolute;left:28956;top:9048;width:20320;height:7995;visibility:visible;mso-wrap-style:square" o:connectortype="straight" o:gfxdata="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" strokecolor="black [3040]" strokeweight="2.25pt">
-                  <v:stroke endarrow="block"/>
-                </v:shape>
-                <v:roundrect id="_x0000_s1029" style="position:absolute;left:40883;top:17335;width:17331;height:3810;visibility:visible;mso-wrap-style:square;v-text-anchor:middle" arcsize="10923f" o:gfxdata="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" fillcolor="#eeece1 [3214]" strokecolor="black [3213]" strokeweight="2pt">
-                  <v:textbox>
-                    <w:txbxContent>
-                      <w:p>
-                        <w:pPr>
-                          <w:jc w:val="center"/>
-                          <w:rPr>
-                            <w:rFonts w:cs="Arial"/>
-                            <w:b/>
-                            <w:bCs/>
-                            <w:color w:val="000000" w:themeColor="text1"/>
-                            <w:sz w:val="28"/>
-                            <w:szCs w:val="28"/>
-                          </w:rPr>
-                        </w:pPr>
-                        <w:r>
-                          <w:rPr>
-                            <w:rFonts w:cs="Arial"/>
-                            <w:b/>
-                            <w:bCs/>
-                            <w:color w:val="000000" w:themeColor="text1"/>
-                            <w:sz w:val="28"/>
-                            <w:szCs w:val="28"/>
-                          </w:rPr>
-                          <w:t>d</w:t>
-                        </w:r>
-                        <w:r>
-                          <w:rPr>
-                            <w:rFonts w:cs="Arial"/>
-                            <w:b/>
-                            <w:bCs/>
-                            <w:color w:val="000000" w:themeColor="text1"/>
-                            <w:sz w:val="28"/>
-                            <w:szCs w:val="28"/>
-                          </w:rPr>
-                          <w:t>eleteJobPosting</w:t>
-                        </w:r>
-                      </w:p>
-                    </w:txbxContent>
-                  </v:textbox>
-                </v:roundrect>
-                <v:roundrect id="_x0000_s1030" style="position:absolute;left:1834;top:17335;width:17413;height:3810;visibility:visible;mso-wrap-style:square;v-text-anchor:middle" arcsize="10923f" o:gfxdata="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" fillcolor="#eeece1 [3214]" strokecolor="black [3213]" strokeweight="2pt">
-                  <v:textbox>
-                    <w:txbxContent>
-                      <w:p>
-                        <w:pPr>
-                          <w:jc w:val="center"/>
-                          <w:rPr>
-                            <w:rFonts w:cs="Arial"/>
-                            <w:b/>
-                            <w:bCs/>
-                            <w:color w:val="000000" w:themeColor="text1"/>
-                            <w:sz w:val="28"/>
-                            <w:szCs w:val="28"/>
-                          </w:rPr>
-                        </w:pPr>
-                        <w:r>
-                          <w:rPr>
-                            <w:rFonts w:cs="Arial"/>
-                            <w:b/>
-                            <w:bCs/>
-                            <w:color w:val="000000" w:themeColor="text1"/>
-                            <w:sz w:val="28"/>
-                            <w:szCs w:val="28"/>
-                          </w:rPr>
-                          <w:t>addJobPosting</w:t>
-                        </w:r>
-                      </w:p>
-                    </w:txbxContent>
-                  </v:textbox>
-                </v:roundrect>
-                <v:roundrect id="_x0000_s1031" style="position:absolute;left:19050;top:5334;width:19069;height:3810;visibility:visible;mso-wrap-style:square;v-text-anchor:middle" arcsize="10923f" o:gfxdata="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" fillcolor="#eeece1 [3214]" strokecolor="black [3213]" strokeweight="2pt">
-                  <v:textbox>
-                    <w:txbxContent>
-                      <w:p>
-                        <w:pPr>
-                          <w:jc w:val="center"/>
-                          <w:rPr>
-                            <w:rFonts w:cs="Arial"/>
-                            <w:b/>
-                            <w:bCs/>
-                            <w:color w:val="000000" w:themeColor="text1"/>
-                            <w:sz w:val="28"/>
-                            <w:szCs w:val="28"/>
-                          </w:rPr>
-                        </w:pPr>
-                        <w:r>
-                          <w:rPr>
-                            <w:rFonts w:cs="Arial"/>
-                            <w:b/>
-                            <w:bCs/>
-                            <w:color w:val="000000" w:themeColor="text1"/>
-                            <w:sz w:val="28"/>
-                            <w:szCs w:val="28"/>
-                          </w:rPr>
-                          <w:t>manageJobPosting</w:t>
-                        </w:r>
-                      </w:p>
-                    </w:txbxContent>
-                  </v:textbox>
-                </v:roundrect>
-                <v:shapetype id="_x0000_t202" coordsize="21600,21600" o:spt="202" path="m,l,21600r21600,l21600,xe">
-                  <v:stroke joinstyle="miter"/>
-                  <v:path gradientshapeok="t" o:connecttype="rect"/>
-                </v:shapetype>
-                <v:shape id="_x0000_s1032" type="#_x0000_t202" style="position:absolute;left:10309;top:11364;width:13106;height:3041;rotation:-1690301fd;visibility:visible;mso-wrap-style:square;v-text-anchor:top" o:gfxdata="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" filled="f" stroked="f">
-                  <v:textbox style="mso-fit-shape-to-text:t">
-                    <w:txbxContent>
-                      <w:p>
-                        <w:pPr>
-                          <w:rPr>
-                            <w:rFonts w:cs="Arial"/>
-                            <w:b/>
-                            <w:bCs/>
-                            <w:sz w:val="24"/>
-                          </w:rPr>
-                        </w:pPr>
-                        <w:r>
-                          <w:rPr>
-                            <w:rFonts w:cs="Arial"/>
-                            <w:b/>
-                            <w:bCs/>
-                            <w:sz w:val="24"/>
-                          </w:rPr>
-                          <w:t>jobPostingData</w:t>
-                        </w:r>
-                      </w:p>
-                    </w:txbxContent>
-                  </v:textbox>
-                </v:shape>
-                <v:shape id="_x0000_s1033" type="#_x0000_t202" style="position:absolute;left:35377;top:11224;width:12569;height:2699;rotation:1423971fd;visibility:visible;mso-wrap-style:square;v-text-anchor:top" o:gfxdata="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" filled="f" stroked="f">
-                  <v:textbox>
-                    <w:txbxContent>
-                      <w:p>
-                        <w:pPr>
-                          <w:rPr>
-                            <w:rFonts w:cs="Arial"/>
-                            <w:b/>
-                            <w:bCs/>
-                            <w:sz w:val="24"/>
-                          </w:rPr>
-                        </w:pPr>
-                        <w:r>
-                          <w:rPr>
-                            <w:rFonts w:cs="Arial"/>
-                            <w:b/>
-                            <w:bCs/>
-                            <w:sz w:val="24"/>
-                          </w:rPr>
-                          <w:t>jobPostingId</w:t>
-                        </w:r>
-                      </w:p>
-                    </w:txbxContent>
-                  </v:textbox>
-                </v:shape>
-              </v:group>
-            </w:pict>
-          </mc:Fallback>
-        </mc:AlternateContent>
+        <w:t>SC Figure 1.13.1.0.1 — manageJobPosting()</w:t>
       </w:r>
     </w:p>
     <w:p>
@@ -815,70 +56,41 @@
         <w:rPr>
           <w14:ligatures w14:val="standardContextual"/>
         </w:rPr>
-        <mc:AlternateContent>
-          <mc:Choice Requires="wps">
-            <w:drawing>
-              <wp:anchor distT="0" distB="0" distL="114300" distR="114300" simplePos="0" relativeHeight="251667456" behindDoc="0" locked="0" layoutInCell="1" allowOverlap="1" wp14:anchorId="36B9921D" wp14:editId="1E51648C">
-                <wp:simplePos x="0" y="0"/>
-                <wp:positionH relativeFrom="column">
-                  <wp:posOffset>2857500</wp:posOffset>
-                </wp:positionH>
-                <wp:positionV relativeFrom="paragraph">
-                  <wp:posOffset>113030</wp:posOffset>
-                </wp:positionV>
-                <wp:extent cx="0" cy="2225675"/>
-                <wp:effectExtent l="57150" t="0" r="57150" b="41275"/>
-                <wp:wrapNone/>
-                <wp:docPr id="904727073" name="Straight Arrow Connector 2"/>
-                <wp:cNvGraphicFramePr/>
-                <a:graphic xmlns:a="http://schemas.openxmlformats.org/drawingml/2006/main">
-                  <a:graphicData uri="http://schemas.microsoft.com/office/word/2010/wordprocessingShape">
-                    <wps:wsp>
-                      <wps:cNvCnPr/>
-                      <wps:spPr>
-                        <a:xfrm>
-                          <a:off x="0" y="0"/>
-                          <a:ext cx="0" cy="2225675"/>
-                        </a:xfrm>
-                        <a:prstGeom prst="straightConnector1">
-                          <a:avLst/>
-                        </a:prstGeom>
-                        <a:ln w="28575">
-                          <a:tailEnd type="triangle"/>
-                        </a:ln>
-                      </wps:spPr>
-                      <wps:style>
-                        <a:lnRef idx="1">
-                          <a:schemeClr val="dk1"/>
-                        </a:lnRef>
-                        <a:fillRef idx="0">
-                          <a:schemeClr val="dk1"/>
-                        </a:fillRef>
-                        <a:effectRef idx="0">
-                          <a:schemeClr val="dk1"/>
-                        </a:effectRef>
-                        <a:fontRef idx="minor">
-                          <a:schemeClr val="tx1"/>
-                        </a:fontRef>
-                      </wps:style>
-                      <wps:bodyPr/>
-                    </wps:wsp>
-                  </a:graphicData>
-                </a:graphic>
-                <wp14:sizeRelV relativeFrom="margin">
-                  <wp14:pctHeight>0</wp14:pctHeight>
-                </wp14:sizeRelV>
-              </wp:anchor>
-            </w:drawing>
-          </mc:Choice>
-          <mc:Fallback>
-            <w:pict>
-              <v:shape w14:anchorId="4F5E6CB5" id="Straight Arrow Connector 2" o:spid="_x0000_s1026" type="#_x0000_t32" style="position:absolute;margin-left:225pt;margin-top:8.9pt;width:0;height:175.25pt;z-index:251667456;visibility:visible;mso-wrap-style:square;mso-height-percent:0;mso-wrap-distance-left:9pt;mso-wrap-distance-top:0;mso-wrap-distance-right:9pt;mso-wrap-distance-bottom:0;mso-position-horizontal:absolute;mso-position-horizontal-relative:text;mso-position-vertical:absolute;mso-position-vertical-relative:text;mso-height-percent:0;mso-height-relative:margin" o:gfxdata="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" strokecolor="black [3040]" strokeweight="2.25pt">
-                <v:stroke endarrow="block"/>
-              </v:shape>
-            </w:pict>
-          </mc:Fallback>
-        </mc:AlternateContent>
+        <w:drawing>
+          <wp:inline distT="0" distB="0" distL="0" distR="0" wp14:anchorId="02D097E7" wp14:editId="4C41DDCD">
+            <wp:extent cx="5780952" cy="3657143"/>
+            <wp:effectExtent l="0" t="0" r="0" b="635"/>
+            <wp:docPr id="1116284961" name="Picture 1"/>
+            <wp:cNvGraphicFramePr>
+              <a:graphicFrameLocks xmlns:a="http://schemas.openxmlformats.org/drawingml/2006/main" noChangeAspect="1"/>
+            </wp:cNvGraphicFramePr>
+            <a:graphic xmlns:a="http://schemas.openxmlformats.org/drawingml/2006/main">
+              <a:graphicData uri="http://schemas.openxmlformats.org/drawingml/2006/picture">
+                <pic:pic xmlns:pic="http://schemas.openxmlformats.org/drawingml/2006/picture">
+                  <pic:nvPicPr>
+                    <pic:cNvPr id="1116284961" name=""/>
+                    <pic:cNvPicPr/>
+                  </pic:nvPicPr>
+                  <pic:blipFill>
+                    <a:blip r:embed="rId4"/>
+                    <a:stretch>
+                      <a:fillRect/>
+                    </a:stretch>
+                  </pic:blipFill>
+                  <pic:spPr>
+                    <a:xfrm>
+                      <a:off x="0" y="0"/>
+                      <a:ext cx="5780952" cy="3657143"/>
+                    </a:xfrm>
+                    <a:prstGeom prst="rect">
+                      <a:avLst/>
+                    </a:prstGeom>
+                  </pic:spPr>
+                </pic:pic>
+              </a:graphicData>
+            </a:graphic>
+          </wp:inline>
+        </w:drawing>
       </w:r>
     </w:p>
     <w:p>
@@ -924,157 +136,39 @@
           <w:sz w:val="24"/>
         </w:rPr>
       </w:pPr>
-      <w:r>
+    </w:p>
+    <w:p>
+      <w:pPr>
+        <w:spacing w:before="240" w:after="80" w:line="240" w:lineRule="auto"/>
         <w:rPr>
-          <w14:ligatures w14:val="standardContextual"/>
+          <w:rFonts w:cs="Arial"/>
+          <w:b/>
+          <w:bCs/>
+          <w:sz w:val="24"/>
         </w:rPr>
-        <mc:AlternateContent>
-          <mc:Choice Requires="wps">
-            <w:drawing>
-              <wp:anchor distT="0" distB="0" distL="114300" distR="114300" simplePos="0" relativeHeight="251665408" behindDoc="0" locked="0" layoutInCell="1" allowOverlap="1" wp14:anchorId="66F7C1F5" wp14:editId="76F642C3">
-                <wp:simplePos x="0" y="0"/>
-                <wp:positionH relativeFrom="column">
-                  <wp:posOffset>1552575</wp:posOffset>
-                </wp:positionH>
-                <wp:positionV relativeFrom="paragraph">
-                  <wp:posOffset>64770</wp:posOffset>
-                </wp:positionV>
-                <wp:extent cx="1362075" cy="590550"/>
-                <wp:effectExtent l="0" t="0" r="0" b="0"/>
-                <wp:wrapNone/>
-                <wp:docPr id="904404228" name="Text Box 2"/>
-                <wp:cNvGraphicFramePr>
-                  <a:graphicFrameLocks xmlns:a="http://schemas.openxmlformats.org/drawingml/2006/main"/>
-                </wp:cNvGraphicFramePr>
-                <a:graphic xmlns:a="http://schemas.openxmlformats.org/drawingml/2006/main">
-                  <a:graphicData uri="http://schemas.microsoft.com/office/word/2010/wordprocessingShape">
-                    <wps:wsp>
-                      <wps:cNvSpPr txBox="1">
-                        <a:spLocks noChangeArrowheads="1"/>
-                      </wps:cNvSpPr>
-                      <wps:spPr bwMode="auto">
-                        <a:xfrm>
-                          <a:off x="0" y="0"/>
-                          <a:ext cx="1362075" cy="590550"/>
-                        </a:xfrm>
-                        <a:prstGeom prst="rect">
-                          <a:avLst/>
-                        </a:prstGeom>
-                        <a:noFill/>
-                        <a:ln w="9525">
-                          <a:noFill/>
-                          <a:miter lim="800000"/>
-                          <a:headEnd/>
-                          <a:tailEnd/>
-                        </a:ln>
-                      </wps:spPr>
-                      <wps:txbx>
-                        <w:txbxContent>
-                          <w:p>
-                            <w:pPr>
-                              <w:rPr>
-                                <w:rFonts w:cs="Arial"/>
-                                <w:b/>
-                                <w:bCs/>
-                                <w:sz w:val="24"/>
-                              </w:rPr>
-                            </w:pPr>
-                            <w:r>
-                              <w:rPr>
-                                <w:rFonts w:cs="Arial"/>
-                                <w:b/>
-                                <w:bCs/>
-                                <w:sz w:val="24"/>
-                              </w:rPr>
-                              <w:t>jobPostingData,</w:t>
-                            </w:r>
-                            <w:r>
-                              <w:rPr>
-                                <w:rFonts w:cs="Arial"/>
-                                <w:b/>
-                                <w:bCs/>
-                                <w:sz w:val="24"/>
-                              </w:rPr>
-                              <w:br/>
-                              <w:t xml:space="preserve">     jobPostingId</w:t>
-                            </w:r>
-                            <w:r>
-                              <w:rPr>
-                                <w:rFonts w:cs="Arial"/>
-                                <w:b/>
-                                <w:bCs/>
-                                <w:sz w:val="24"/>
-                              </w:rPr>
-                              <w:br/>
-                            </w:r>
-                          </w:p>
-                        </w:txbxContent>
-                      </wps:txbx>
-                      <wps:bodyPr rot="0" vert="horz" wrap="square" lIns="91440" tIns="45720" rIns="91440" bIns="45720" anchor="t" anchorCtr="0">
-                        <a:noAutofit/>
-                      </wps:bodyPr>
-                    </wps:wsp>
-                  </a:graphicData>
-                </a:graphic>
-                <wp14:sizeRelH relativeFrom="margin">
-                  <wp14:pctWidth>0</wp14:pctWidth>
-                </wp14:sizeRelH>
-                <wp14:sizeRelV relativeFrom="margin">
-                  <wp14:pctHeight>0</wp14:pctHeight>
-                </wp14:sizeRelV>
-              </wp:anchor>
-            </w:drawing>
-          </mc:Choice>
-          <mc:Fallback>
-            <w:pict>
-              <v:shape w14:anchorId="66F7C1F5" id="Text Box 2" o:spid="_x0000_s1034" type="#_x0000_t202" style="position:absolute;margin-left:122.25pt;margin-top:5.1pt;width:107.25pt;height:46.5pt;z-index:251665408;visibility:visible;mso-wrap-style:square;mso-width-percent:0;mso-height-percent:0;mso-wrap-distance-left:9pt;mso-wrap-distance-top:0;mso-wrap-distance-right:9pt;mso-wrap-distance-bottom:0;mso-position-horizontal:absolute;mso-position-horizontal-relative:text;mso-position-vertical:absolute;mso-position-vertical-relative:text;mso-width-percent:0;mso-height-percent:0;mso-width-relative:margin;mso-height-relative:margin;v-text-anchor:top" o:gfxdata="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" filled="f" stroked="f">
-                <v:textbox>
-                  <w:txbxContent>
-                    <w:p>
-                      <w:pPr>
-                        <w:rPr>
-                          <w:rFonts w:cs="Arial"/>
-                          <w:b/>
-                          <w:bCs/>
-                          <w:sz w:val="24"/>
-                        </w:rPr>
-                      </w:pPr>
-                      <w:r>
-                        <w:rPr>
-                          <w:rFonts w:cs="Arial"/>
-                          <w:b/>
-                          <w:bCs/>
-                          <w:sz w:val="24"/>
-                        </w:rPr>
-                        <w:t>jobPostingData,</w:t>
-                      </w:r>
-                      <w:r>
-                        <w:rPr>
-                          <w:rFonts w:cs="Arial"/>
-                          <w:b/>
-                          <w:bCs/>
-                          <w:sz w:val="24"/>
-                        </w:rPr>
-                        <w:br/>
-                        <w:t xml:space="preserve">     jobPostingId</w:t>
-                      </w:r>
-                      <w:r>
-                        <w:rPr>
-                          <w:rFonts w:cs="Arial"/>
-                          <w:b/>
-                          <w:bCs/>
-                          <w:sz w:val="24"/>
-                        </w:rPr>
-                        <w:br/>
-                      </w:r>
-                    </w:p>
-                  </w:txbxContent>
-                </v:textbox>
-              </v:shape>
-            </w:pict>
-          </mc:Fallback>
-        </mc:AlternateContent>
-      </w:r>
+      </w:pPr>
+    </w:p>
+    <w:p>
+      <w:pPr>
+        <w:spacing w:before="240" w:after="80" w:line="240" w:lineRule="auto"/>
+        <w:rPr>
+          <w:rFonts w:cs="Arial"/>
+          <w:b/>
+          <w:bCs/>
+          <w:sz w:val="24"/>
+        </w:rPr>
+      </w:pPr>
+    </w:p>
+    <w:p>
+      <w:pPr>
+        <w:spacing w:before="240" w:after="80" w:line="240" w:lineRule="auto"/>
+        <w:rPr>
+          <w:rFonts w:cs="Arial"/>
+          <w:b/>
+          <w:bCs/>
+          <w:sz w:val="24"/>
+        </w:rPr>
+      </w:pPr>
     </w:p>
     <w:p>
       <w:pPr>
@@ -1085,163 +179,7 @@
         </w:rPr>
       </w:pPr>
     </w:p>
-    <w:p>
-      <w:r>
-        <w:rPr>
-          <w14:ligatures w14:val="standardContextual"/>
-        </w:rPr>
-        <mc:AlternateContent>
-          <mc:Choice Requires="wps">
-            <w:drawing>
-              <wp:anchor distT="0" distB="0" distL="114300" distR="114300" simplePos="0" relativeHeight="251662336" behindDoc="0" locked="0" layoutInCell="1" allowOverlap="1" wp14:anchorId="4459638F" wp14:editId="48D2C244">
-                <wp:simplePos x="0" y="0"/>
-                <wp:positionH relativeFrom="column">
-                  <wp:posOffset>2032635</wp:posOffset>
-                </wp:positionH>
-                <wp:positionV relativeFrom="paragraph">
-                  <wp:posOffset>382270</wp:posOffset>
-                </wp:positionV>
-                <wp:extent cx="1732915" cy="381000"/>
-                <wp:effectExtent l="0" t="0" r="0" b="0"/>
-                <wp:wrapNone/>
-                <wp:docPr id="1803508261" name="Rectangle: Rounded Corners 1"/>
-                <wp:cNvGraphicFramePr/>
-                <a:graphic xmlns:a="http://schemas.openxmlformats.org/drawingml/2006/main">
-                  <a:graphicData uri="http://schemas.microsoft.com/office/word/2010/wordprocessingShape">
-                    <wps:wsp>
-                      <wps:cNvSpPr/>
-                      <wps:spPr>
-                        <a:xfrm>
-                          <a:off x="0" y="0"/>
-                          <a:ext cx="1732915" cy="381000"/>
-                        </a:xfrm>
-                        <a:prstGeom prst="roundRect">
-                          <a:avLst/>
-                        </a:prstGeom>
-                        <a:solidFill>
-                          <a:schemeClr val="bg2"/>
-                        </a:solidFill>
-                        <a:ln>
-                          <a:solidFill>
-                            <a:schemeClr val="tx1"/>
-                          </a:solidFill>
-                        </a:ln>
-                      </wps:spPr>
-                      <wps:style>
-                        <a:lnRef idx="2">
-                          <a:schemeClr val="accent1">
-                            <a:shade val="15000"/>
-                          </a:schemeClr>
-                        </a:lnRef>
-                        <a:fillRef idx="1">
-                          <a:schemeClr val="accent1"/>
-                        </a:fillRef>
-                        <a:effectRef idx="0">
-                          <a:schemeClr val="accent1"/>
-                        </a:effectRef>
-                        <a:fontRef idx="minor">
-                          <a:schemeClr val="lt1"/>
-                        </a:fontRef>
-                      </wps:style>
-                      <wps:txbx>
-                        <w:txbxContent>
-                          <w:p>
-                            <w:pPr>
-                              <w:jc w:val="center"/>
-                              <w:rPr>
-                                <w:rFonts w:cs="Arial"/>
-                                <w:b/>
-                                <w:bCs/>
-                                <w:color w:val="000000" w:themeColor="text1"/>
-                                <w:sz w:val="28"/>
-                                <w:szCs w:val="28"/>
-                              </w:rPr>
-                            </w:pPr>
-                            <w:r>
-                              <w:rPr>
-                                <w:rFonts w:cs="Arial"/>
-                                <w:b/>
-                                <w:bCs/>
-                                <w:color w:val="000000" w:themeColor="text1"/>
-                                <w:sz w:val="28"/>
-                                <w:szCs w:val="28"/>
-                              </w:rPr>
-                              <w:t>edit</w:t>
-                            </w:r>
-                            <w:r>
-                              <w:rPr>
-                                <w:rFonts w:cs="Arial"/>
-                                <w:b/>
-                                <w:bCs/>
-                                <w:color w:val="000000" w:themeColor="text1"/>
-                                <w:sz w:val="28"/>
-                                <w:szCs w:val="28"/>
-                              </w:rPr>
-                              <w:t>JobPosting</w:t>
-                            </w:r>
-                          </w:p>
-                        </w:txbxContent>
-                      </wps:txbx>
-                      <wps:bodyPr rot="0" spcFirstLastPara="0" vertOverflow="overflow" horzOverflow="overflow" vert="horz" wrap="square" lIns="91440" tIns="45720" rIns="91440" bIns="45720" numCol="1" spcCol="0" rtlCol="0" fromWordArt="0" anchor="ctr" anchorCtr="0" forceAA="0" compatLnSpc="1">
-                        <a:prstTxWarp prst="textNoShape">
-                          <a:avLst/>
-                        </a:prstTxWarp>
-                        <a:noAutofit/>
-                      </wps:bodyPr>
-                    </wps:wsp>
-                  </a:graphicData>
-                </a:graphic>
-              </wp:anchor>
-            </w:drawing>
-          </mc:Choice>
-          <mc:Fallback>
-            <w:pict>
-              <v:roundrect w14:anchorId="4459638F" id="Rectangle: Rounded Corners 1" o:spid="_x0000_s1035" style="position:absolute;margin-left:160.05pt;margin-top:30.1pt;width:136.45pt;height:30pt;z-index:251662336;visibility:visible;mso-wrap-style:square;mso-wrap-distance-left:9pt;mso-wrap-distance-top:0;mso-wrap-distance-right:9pt;mso-wrap-distance-bottom:0;mso-position-horizontal:absolute;mso-position-horizontal-relative:text;mso-position-vertical:absolute;mso-position-vertical-relative:text;v-text-anchor:middle" arcsize="10923f" o:gfxdata="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" fillcolor="#eeece1 [3214]" strokecolor="black [3213]" strokeweight="2pt">
-                <v:textbox>
-                  <w:txbxContent>
-                    <w:p>
-                      <w:pPr>
-                        <w:jc w:val="center"/>
-                        <w:rPr>
-                          <w:rFonts w:cs="Arial"/>
-                          <w:b/>
-                          <w:bCs/>
-                          <w:color w:val="000000" w:themeColor="text1"/>
-                          <w:sz w:val="28"/>
-                          <w:szCs w:val="28"/>
-                        </w:rPr>
-                      </w:pPr>
-                      <w:r>
-                        <w:rPr>
-                          <w:rFonts w:cs="Arial"/>
-                          <w:b/>
-                          <w:bCs/>
-                          <w:color w:val="000000" w:themeColor="text1"/>
-                          <w:sz w:val="28"/>
-                          <w:szCs w:val="28"/>
-                        </w:rPr>
-                        <w:t>edit</w:t>
-                      </w:r>
-                      <w:r>
-                        <w:rPr>
-                          <w:rFonts w:cs="Arial"/>
-                          <w:b/>
-                          <w:bCs/>
-                          <w:color w:val="000000" w:themeColor="text1"/>
-                          <w:sz w:val="28"/>
-                          <w:szCs w:val="28"/>
-                        </w:rPr>
-                        <w:t>JobPosting</w:t>
-                      </w:r>
-                    </w:p>
-                  </w:txbxContent>
-                </v:textbox>
-              </v:roundrect>
-            </w:pict>
-          </mc:Fallback>
-        </mc:AlternateContent>
-      </w:r>
-    </w:p>
+    <w:p/>
     <w:sectPr>
       <w:pgSz w:w="12240" w:h="15840"/>
       <w:pgMar w:top="1440" w:right="1440" w:bottom="1440" w:left="1440" w:header="720" w:footer="720" w:gutter="0"/>
